--- a/docs/SRS_project_GRP2.docx
+++ b/docs/SRS_project_GRP2.docx
@@ -218,7 +218,7 @@
           <w:r>
             <w:fldChar w:fldCharType="separate"/>
           </w:r>
-          <w:hyperlink w:anchor="_Toc206492005" w:history="1">
+          <w:hyperlink w:anchor="_Toc206510670" w:history="1">
             <w:r>
               <w:rPr>
                 <w:rStyle w:val="Hyperlink"/>
@@ -246,7 +246,7 @@
                 <w:noProof/>
                 <w:webHidden/>
               </w:rPr>
-              <w:instrText xml:space="preserve"> PAGEREF _Toc206492005 \h </w:instrText>
+              <w:instrText xml:space="preserve"> PAGEREF _Toc206510670 \h </w:instrText>
             </w:r>
             <w:r>
               <w:rPr>
@@ -294,7 +294,7 @@
               <w14:ligatures w14:val="standardContextual"/>
             </w:rPr>
           </w:pPr>
-          <w:hyperlink w:anchor="_Toc206492006" w:history="1">
+          <w:hyperlink w:anchor="_Toc206510671" w:history="1">
             <w:r>
               <w:rPr>
                 <w:rStyle w:val="Hyperlink"/>
@@ -342,7 +342,7 @@
                 <w:noProof/>
                 <w:webHidden/>
               </w:rPr>
-              <w:instrText xml:space="preserve"> PAGEREF _Toc206492006 \h </w:instrText>
+              <w:instrText xml:space="preserve"> PAGEREF _Toc206510671 \h </w:instrText>
             </w:r>
             <w:r>
               <w:rPr>
@@ -390,7 +390,7 @@
               <w14:ligatures w14:val="standardContextual"/>
             </w:rPr>
           </w:pPr>
-          <w:hyperlink w:anchor="_Toc206492007" w:history="1">
+          <w:hyperlink w:anchor="_Toc206510672" w:history="1">
             <w:r>
               <w:rPr>
                 <w:rStyle w:val="Hyperlink"/>
@@ -438,7 +438,7 @@
                 <w:noProof/>
                 <w:webHidden/>
               </w:rPr>
-              <w:instrText xml:space="preserve"> PAGEREF _Toc206492007 \h </w:instrText>
+              <w:instrText xml:space="preserve"> PAGEREF _Toc206510672 \h </w:instrText>
             </w:r>
             <w:r>
               <w:rPr>
@@ -486,7 +486,7 @@
               <w14:ligatures w14:val="standardContextual"/>
             </w:rPr>
           </w:pPr>
-          <w:hyperlink w:anchor="_Toc206492008" w:history="1">
+          <w:hyperlink w:anchor="_Toc206510673" w:history="1">
             <w:r>
               <w:rPr>
                 <w:rStyle w:val="Hyperlink"/>
@@ -534,7 +534,7 @@
                 <w:noProof/>
                 <w:webHidden/>
               </w:rPr>
-              <w:instrText xml:space="preserve"> PAGEREF _Toc206492008 \h </w:instrText>
+              <w:instrText xml:space="preserve"> PAGEREF _Toc206510673 \h </w:instrText>
             </w:r>
             <w:r>
               <w:rPr>
@@ -582,7 +582,7 @@
               <w14:ligatures w14:val="standardContextual"/>
             </w:rPr>
           </w:pPr>
-          <w:hyperlink w:anchor="_Toc206492009" w:history="1">
+          <w:hyperlink w:anchor="_Toc206510674" w:history="1">
             <w:r>
               <w:rPr>
                 <w:rStyle w:val="Hyperlink"/>
@@ -630,7 +630,7 @@
                 <w:noProof/>
                 <w:webHidden/>
               </w:rPr>
-              <w:instrText xml:space="preserve"> PAGEREF _Toc206492009 \h </w:instrText>
+              <w:instrText xml:space="preserve"> PAGEREF _Toc206510674 \h </w:instrText>
             </w:r>
             <w:r>
               <w:rPr>
@@ -678,7 +678,7 @@
               <w14:ligatures w14:val="standardContextual"/>
             </w:rPr>
           </w:pPr>
-          <w:hyperlink w:anchor="_Toc206492010" w:history="1">
+          <w:hyperlink w:anchor="_Toc206510675" w:history="1">
             <w:r>
               <w:rPr>
                 <w:rStyle w:val="Hyperlink"/>
@@ -726,7 +726,7 @@
                 <w:noProof/>
                 <w:webHidden/>
               </w:rPr>
-              <w:instrText xml:space="preserve"> PAGEREF _Toc206492010 \h </w:instrText>
+              <w:instrText xml:space="preserve"> PAGEREF _Toc206510675 \h </w:instrText>
             </w:r>
             <w:r>
               <w:rPr>
@@ -774,7 +774,7 @@
               <w14:ligatures w14:val="standardContextual"/>
             </w:rPr>
           </w:pPr>
-          <w:hyperlink w:anchor="_Toc206492011" w:history="1">
+          <w:hyperlink w:anchor="_Toc206510676" w:history="1">
             <w:r>
               <w:rPr>
                 <w:rStyle w:val="Hyperlink"/>
@@ -822,7 +822,7 @@
                 <w:noProof/>
                 <w:webHidden/>
               </w:rPr>
-              <w:instrText xml:space="preserve"> PAGEREF _Toc206492011 \h </w:instrText>
+              <w:instrText xml:space="preserve"> PAGEREF _Toc206510676 \h </w:instrText>
             </w:r>
             <w:r>
               <w:rPr>
@@ -870,7 +870,7 @@
               <w14:ligatures w14:val="standardContextual"/>
             </w:rPr>
           </w:pPr>
-          <w:hyperlink w:anchor="_Toc206492012" w:history="1">
+          <w:hyperlink w:anchor="_Toc206510677" w:history="1">
             <w:r>
               <w:rPr>
                 <w:rStyle w:val="Hyperlink"/>
@@ -918,7 +918,7 @@
                 <w:noProof/>
                 <w:webHidden/>
               </w:rPr>
-              <w:instrText xml:space="preserve"> PAGEREF _Toc206492012 \h </w:instrText>
+              <w:instrText xml:space="preserve"> PAGEREF _Toc206510677 \h </w:instrText>
             </w:r>
             <w:r>
               <w:rPr>
@@ -966,7 +966,7 @@
               <w14:ligatures w14:val="standardContextual"/>
             </w:rPr>
           </w:pPr>
-          <w:hyperlink w:anchor="_Toc206492013" w:history="1">
+          <w:hyperlink w:anchor="_Toc206510678" w:history="1">
             <w:r>
               <w:rPr>
                 <w:rStyle w:val="Hyperlink"/>
@@ -1014,7 +1014,7 @@
                 <w:noProof/>
                 <w:webHidden/>
               </w:rPr>
-              <w:instrText xml:space="preserve"> PAGEREF _Toc206492013 \h </w:instrText>
+              <w:instrText xml:space="preserve"> PAGEREF _Toc206510678 \h </w:instrText>
             </w:r>
             <w:r>
               <w:rPr>
@@ -1062,7 +1062,7 @@
               <w14:ligatures w14:val="standardContextual"/>
             </w:rPr>
           </w:pPr>
-          <w:hyperlink w:anchor="_Toc206492014" w:history="1">
+          <w:hyperlink w:anchor="_Toc206510679" w:history="1">
             <w:r>
               <w:rPr>
                 <w:rStyle w:val="Hyperlink"/>
@@ -1110,7 +1110,7 @@
                 <w:noProof/>
                 <w:webHidden/>
               </w:rPr>
-              <w:instrText xml:space="preserve"> PAGEREF _Toc206492014 \h </w:instrText>
+              <w:instrText xml:space="preserve"> PAGEREF _Toc206510679 \h </w:instrText>
             </w:r>
             <w:r>
               <w:rPr>
@@ -1158,7 +1158,7 @@
               <w14:ligatures w14:val="standardContextual"/>
             </w:rPr>
           </w:pPr>
-          <w:hyperlink w:anchor="_Toc206492015" w:history="1">
+          <w:hyperlink w:anchor="_Toc206510680" w:history="1">
             <w:r>
               <w:rPr>
                 <w:rStyle w:val="Hyperlink"/>
@@ -1206,7 +1206,7 @@
                 <w:noProof/>
                 <w:webHidden/>
               </w:rPr>
-              <w:instrText xml:space="preserve"> PAGEREF _Toc206492015 \h </w:instrText>
+              <w:instrText xml:space="preserve"> PAGEREF _Toc206510680 \h </w:instrText>
             </w:r>
             <w:r>
               <w:rPr>
@@ -1254,7 +1254,7 @@
               <w14:ligatures w14:val="standardContextual"/>
             </w:rPr>
           </w:pPr>
-          <w:hyperlink w:anchor="_Toc206492016" w:history="1">
+          <w:hyperlink w:anchor="_Toc206510681" w:history="1">
             <w:r>
               <w:rPr>
                 <w:rStyle w:val="Hyperlink"/>
@@ -1302,7 +1302,7 @@
                 <w:noProof/>
                 <w:webHidden/>
               </w:rPr>
-              <w:instrText xml:space="preserve"> PAGEREF _Toc206492016 \h </w:instrText>
+              <w:instrText xml:space="preserve"> PAGEREF _Toc206510681 \h </w:instrText>
             </w:r>
             <w:r>
               <w:rPr>
@@ -1322,7 +1322,7 @@
                 <w:noProof/>
                 <w:webHidden/>
               </w:rPr>
-              <w:t>8</w:t>
+              <w:t>7</w:t>
             </w:r>
             <w:r>
               <w:rPr>
@@ -1350,7 +1350,7 @@
               <w14:ligatures w14:val="standardContextual"/>
             </w:rPr>
           </w:pPr>
-          <w:hyperlink w:anchor="_Toc206492017" w:history="1">
+          <w:hyperlink w:anchor="_Toc206510682" w:history="1">
             <w:r>
               <w:rPr>
                 <w:rStyle w:val="Hyperlink"/>
@@ -1398,7 +1398,7 @@
                 <w:noProof/>
                 <w:webHidden/>
               </w:rPr>
-              <w:instrText xml:space="preserve"> PAGEREF _Toc206492017 \h </w:instrText>
+              <w:instrText xml:space="preserve"> PAGEREF _Toc206510682 \h </w:instrText>
             </w:r>
             <w:r>
               <w:rPr>
@@ -1446,7 +1446,7 @@
               <w14:ligatures w14:val="standardContextual"/>
             </w:rPr>
           </w:pPr>
-          <w:hyperlink w:anchor="_Toc206492018" w:history="1">
+          <w:hyperlink w:anchor="_Toc206510683" w:history="1">
             <w:r>
               <w:rPr>
                 <w:rStyle w:val="Hyperlink"/>
@@ -1494,7 +1494,7 @@
                 <w:noProof/>
                 <w:webHidden/>
               </w:rPr>
-              <w:instrText xml:space="preserve"> PAGEREF _Toc206492018 \h </w:instrText>
+              <w:instrText xml:space="preserve"> PAGEREF _Toc206510683 \h </w:instrText>
             </w:r>
             <w:r>
               <w:rPr>
@@ -1514,7 +1514,7 @@
                 <w:noProof/>
                 <w:webHidden/>
               </w:rPr>
-              <w:t>9</w:t>
+              <w:t>8</w:t>
             </w:r>
             <w:r>
               <w:rPr>
@@ -1542,7 +1542,7 @@
               <w14:ligatures w14:val="standardContextual"/>
             </w:rPr>
           </w:pPr>
-          <w:hyperlink w:anchor="_Toc206492019" w:history="1">
+          <w:hyperlink w:anchor="_Toc206510684" w:history="1">
             <w:r>
               <w:rPr>
                 <w:rStyle w:val="Hyperlink"/>
@@ -1590,7 +1590,7 @@
                 <w:noProof/>
                 <w:webHidden/>
               </w:rPr>
-              <w:instrText xml:space="preserve"> PAGEREF _Toc206492019 \h </w:instrText>
+              <w:instrText xml:space="preserve"> PAGEREF _Toc206510684 \h </w:instrText>
             </w:r>
             <w:r>
               <w:rPr>
@@ -1610,7 +1610,7 @@
                 <w:noProof/>
                 <w:webHidden/>
               </w:rPr>
-              <w:t>10</w:t>
+              <w:t>9</w:t>
             </w:r>
             <w:r>
               <w:rPr>
@@ -1638,7 +1638,7 @@
               <w14:ligatures w14:val="standardContextual"/>
             </w:rPr>
           </w:pPr>
-          <w:hyperlink w:anchor="_Toc206492020" w:history="1">
+          <w:hyperlink w:anchor="_Toc206510685" w:history="1">
             <w:r>
               <w:rPr>
                 <w:rStyle w:val="Hyperlink"/>
@@ -1686,7 +1686,7 @@
                 <w:noProof/>
                 <w:webHidden/>
               </w:rPr>
-              <w:instrText xml:space="preserve"> PAGEREF _Toc206492020 \h </w:instrText>
+              <w:instrText xml:space="preserve"> PAGEREF _Toc206510685 \h </w:instrText>
             </w:r>
             <w:r>
               <w:rPr>
@@ -1706,7 +1706,7 @@
                 <w:noProof/>
                 <w:webHidden/>
               </w:rPr>
-              <w:t>11</w:t>
+              <w:t>10</w:t>
             </w:r>
             <w:r>
               <w:rPr>
@@ -1734,7 +1734,7 @@
               <w14:ligatures w14:val="standardContextual"/>
             </w:rPr>
           </w:pPr>
-          <w:hyperlink w:anchor="_Toc206492021" w:history="1">
+          <w:hyperlink w:anchor="_Toc206510686" w:history="1">
             <w:r>
               <w:rPr>
                 <w:rStyle w:val="Hyperlink"/>
@@ -1782,7 +1782,7 @@
                 <w:noProof/>
                 <w:webHidden/>
               </w:rPr>
-              <w:instrText xml:space="preserve"> PAGEREF _Toc206492021 \h </w:instrText>
+              <w:instrText xml:space="preserve"> PAGEREF _Toc206510686 \h </w:instrText>
             </w:r>
             <w:r>
               <w:rPr>
@@ -1802,7 +1802,7 @@
                 <w:noProof/>
                 <w:webHidden/>
               </w:rPr>
-              <w:t>12</w:t>
+              <w:t>11</w:t>
             </w:r>
             <w:r>
               <w:rPr>
@@ -1830,7 +1830,7 @@
               <w14:ligatures w14:val="standardContextual"/>
             </w:rPr>
           </w:pPr>
-          <w:hyperlink w:anchor="_Toc206492022" w:history="1">
+          <w:hyperlink w:anchor="_Toc206510687" w:history="1">
             <w:r>
               <w:rPr>
                 <w:rStyle w:val="Hyperlink"/>
@@ -1876,7 +1876,7 @@
                 <w:noProof/>
                 <w:webHidden/>
               </w:rPr>
-              <w:instrText xml:space="preserve"> PAGEREF _Toc206492022 \h </w:instrText>
+              <w:instrText xml:space="preserve"> PAGEREF _Toc206510687 \h </w:instrText>
             </w:r>
             <w:r>
               <w:rPr>
@@ -1924,7 +1924,7 @@
               <w14:ligatures w14:val="standardContextual"/>
             </w:rPr>
           </w:pPr>
-          <w:hyperlink w:anchor="_Toc206492023" w:history="1">
+          <w:hyperlink w:anchor="_Toc206510688" w:history="1">
             <w:r>
               <w:rPr>
                 <w:rStyle w:val="Hyperlink"/>
@@ -1970,7 +1970,7 @@
                 <w:noProof/>
                 <w:webHidden/>
               </w:rPr>
-              <w:instrText xml:space="preserve"> PAGEREF _Toc206492023 \h </w:instrText>
+              <w:instrText xml:space="preserve"> PAGEREF _Toc206510688 \h </w:instrText>
             </w:r>
             <w:r>
               <w:rPr>
@@ -2018,7 +2018,7 @@
               <w14:ligatures w14:val="standardContextual"/>
             </w:rPr>
           </w:pPr>
-          <w:hyperlink w:anchor="_Toc206492024" w:history="1">
+          <w:hyperlink w:anchor="_Toc206510689" w:history="1">
             <w:r>
               <w:rPr>
                 <w:rStyle w:val="Hyperlink"/>
@@ -2066,7 +2066,7 @@
                 <w:noProof/>
                 <w:webHidden/>
               </w:rPr>
-              <w:instrText xml:space="preserve"> PAGEREF _Toc206492024 \h </w:instrText>
+              <w:instrText xml:space="preserve"> PAGEREF _Toc206510689 \h </w:instrText>
             </w:r>
             <w:r>
               <w:rPr>
@@ -2113,7 +2113,7 @@
               <w14:ligatures w14:val="standardContextual"/>
             </w:rPr>
           </w:pPr>
-          <w:hyperlink w:anchor="_Toc206492025" w:history="1">
+          <w:hyperlink w:anchor="_Toc206510690" w:history="1">
             <w:r>
               <w:rPr>
                 <w:rStyle w:val="Hyperlink"/>
@@ -2141,7 +2141,7 @@
                 <w:noProof/>
                 <w:webHidden/>
               </w:rPr>
-              <w:instrText xml:space="preserve"> PAGEREF _Toc206492025 \h </w:instrText>
+              <w:instrText xml:space="preserve"> PAGEREF _Toc206510690 \h </w:instrText>
             </w:r>
             <w:r>
               <w:rPr>
@@ -2189,7 +2189,7 @@
               <w14:ligatures w14:val="standardContextual"/>
             </w:rPr>
           </w:pPr>
-          <w:hyperlink w:anchor="_Toc206492026" w:history="1">
+          <w:hyperlink w:anchor="_Toc206510691" w:history="1">
             <w:r>
               <w:rPr>
                 <w:rStyle w:val="Hyperlink"/>
@@ -2237,7 +2237,7 @@
                 <w:noProof/>
                 <w:webHidden/>
               </w:rPr>
-              <w:instrText xml:space="preserve"> PAGEREF _Toc206492026 \h </w:instrText>
+              <w:instrText xml:space="preserve"> PAGEREF _Toc206510691 \h </w:instrText>
             </w:r>
             <w:r>
               <w:rPr>
@@ -2285,7 +2285,7 @@
               <w14:ligatures w14:val="standardContextual"/>
             </w:rPr>
           </w:pPr>
-          <w:hyperlink w:anchor="_Toc206492027" w:history="1">
+          <w:hyperlink w:anchor="_Toc206510692" w:history="1">
             <w:r>
               <w:rPr>
                 <w:rStyle w:val="Hyperlink"/>
@@ -2333,7 +2333,7 @@
                 <w:noProof/>
                 <w:webHidden/>
               </w:rPr>
-              <w:instrText xml:space="preserve"> PAGEREF _Toc206492027 \h </w:instrText>
+              <w:instrText xml:space="preserve"> PAGEREF _Toc206510692 \h </w:instrText>
             </w:r>
             <w:r>
               <w:rPr>
@@ -2381,7 +2381,7 @@
               <w14:ligatures w14:val="standardContextual"/>
             </w:rPr>
           </w:pPr>
-          <w:hyperlink w:anchor="_Toc206492028" w:history="1">
+          <w:hyperlink w:anchor="_Toc206510693" w:history="1">
             <w:r>
               <w:rPr>
                 <w:rStyle w:val="Hyperlink"/>
@@ -2429,7 +2429,7 @@
                 <w:noProof/>
                 <w:webHidden/>
               </w:rPr>
-              <w:instrText xml:space="preserve"> PAGEREF _Toc206492028 \h </w:instrText>
+              <w:instrText xml:space="preserve"> PAGEREF _Toc206510693 \h </w:instrText>
             </w:r>
             <w:r>
               <w:rPr>
@@ -2477,7 +2477,7 @@
               <w14:ligatures w14:val="standardContextual"/>
             </w:rPr>
           </w:pPr>
-          <w:hyperlink w:anchor="_Toc206492029" w:history="1">
+          <w:hyperlink w:anchor="_Toc206510694" w:history="1">
             <w:r>
               <w:rPr>
                 <w:rStyle w:val="Hyperlink"/>
@@ -2525,7 +2525,7 @@
                 <w:noProof/>
                 <w:webHidden/>
               </w:rPr>
-              <w:instrText xml:space="preserve"> PAGEREF _Toc206492029 \h </w:instrText>
+              <w:instrText xml:space="preserve"> PAGEREF _Toc206510694 \h </w:instrText>
             </w:r>
             <w:r>
               <w:rPr>
@@ -2545,7 +2545,7 @@
                 <w:noProof/>
                 <w:webHidden/>
               </w:rPr>
-              <w:t>19</w:t>
+              <w:t>20</w:t>
             </w:r>
             <w:r>
               <w:rPr>
@@ -2573,7 +2573,7 @@
               <w14:ligatures w14:val="standardContextual"/>
             </w:rPr>
           </w:pPr>
-          <w:hyperlink w:anchor="_Toc206492030" w:history="1">
+          <w:hyperlink w:anchor="_Toc206510695" w:history="1">
             <w:r>
               <w:rPr>
                 <w:rStyle w:val="Hyperlink"/>
@@ -2621,7 +2621,7 @@
                 <w:noProof/>
                 <w:webHidden/>
               </w:rPr>
-              <w:instrText xml:space="preserve"> PAGEREF _Toc206492030 \h </w:instrText>
+              <w:instrText xml:space="preserve"> PAGEREF _Toc206510695 \h </w:instrText>
             </w:r>
             <w:r>
               <w:rPr>
@@ -2641,7 +2641,7 @@
                 <w:noProof/>
                 <w:webHidden/>
               </w:rPr>
-              <w:t>19</w:t>
+              <w:t>20</w:t>
             </w:r>
             <w:r>
               <w:rPr>
@@ -2711,7 +2711,7 @@
         </w:rPr>
       </w:pPr>
       <w:bookmarkStart w:id="0" w:name="_Toc206423032"/>
-      <w:bookmarkStart w:id="1" w:name="_Toc206492005"/>
+      <w:bookmarkStart w:id="1" w:name="_Toc206510670"/>
       <w:r>
         <w:rPr>
           <w:lang w:val="en-SG"/>
@@ -3179,7 +3179,7 @@
         </w:rPr>
       </w:pPr>
       <w:bookmarkStart w:id="2" w:name="_Toc206423033"/>
-      <w:bookmarkStart w:id="3" w:name="_Toc206492006"/>
+      <w:bookmarkStart w:id="3" w:name="_Toc206510671"/>
       <w:r>
         <w:rPr>
           <w:lang w:val="en-SG"/>
@@ -3203,7 +3203,7 @@
         </w:rPr>
       </w:pPr>
       <w:bookmarkStart w:id="4" w:name="_Toc206423034"/>
-      <w:bookmarkStart w:id="5" w:name="_Toc206492007"/>
+      <w:bookmarkStart w:id="5" w:name="_Toc206510672"/>
       <w:r>
         <w:rPr>
           <w:lang w:val="en-SG"/>
@@ -3240,7 +3240,7 @@
         </w:rPr>
       </w:pPr>
       <w:bookmarkStart w:id="6" w:name="_Toc206423035"/>
-      <w:bookmarkStart w:id="7" w:name="_Toc206492008"/>
+      <w:bookmarkStart w:id="7" w:name="_Toc206510673"/>
       <w:r>
         <w:rPr>
           <w:lang w:val="en-SG"/>
@@ -3277,7 +3277,7 @@
         </w:rPr>
       </w:pPr>
       <w:bookmarkStart w:id="8" w:name="_Toc206423036"/>
-      <w:bookmarkStart w:id="9" w:name="_Toc206492009"/>
+      <w:bookmarkStart w:id="9" w:name="_Toc206510674"/>
       <w:r>
         <w:rPr>
           <w:lang w:val="en-SG"/>
@@ -3314,7 +3314,7 @@
         </w:rPr>
       </w:pPr>
       <w:bookmarkStart w:id="10" w:name="_Toc206423037"/>
-      <w:bookmarkStart w:id="11" w:name="_Toc206492010"/>
+      <w:bookmarkStart w:id="11" w:name="_Toc206510675"/>
       <w:r>
         <w:rPr>
           <w:lang w:val="en-SG"/>
@@ -3799,7 +3799,7 @@
         </w:rPr>
       </w:pPr>
       <w:bookmarkStart w:id="12" w:name="_Toc206423038"/>
-      <w:bookmarkStart w:id="13" w:name="_Toc206492011"/>
+      <w:bookmarkStart w:id="13" w:name="_Toc206510676"/>
       <w:r>
         <w:rPr>
           <w:lang w:val="en-SG"/>
@@ -3828,7 +3828,7 @@
         </w:rPr>
       </w:pPr>
       <w:bookmarkStart w:id="14" w:name="_Toc206423039"/>
-      <w:bookmarkStart w:id="15" w:name="_Toc206492012"/>
+      <w:bookmarkStart w:id="15" w:name="_Toc206510677"/>
       <w:r>
         <w:rPr>
           <w:lang w:val="en-SG"/>
@@ -3974,7 +3974,7 @@
         </w:rPr>
       </w:pPr>
       <w:bookmarkStart w:id="16" w:name="_Toc206423040"/>
-      <w:bookmarkStart w:id="17" w:name="_Toc206492013"/>
+      <w:bookmarkStart w:id="17" w:name="_Toc206510678"/>
       <w:r>
         <w:rPr>
           <w:lang w:val="en-SG"/>
@@ -4105,7 +4105,7 @@
         </w:rPr>
       </w:pPr>
       <w:bookmarkStart w:id="18" w:name="_Toc206423041"/>
-      <w:bookmarkStart w:id="19" w:name="_Toc206492014"/>
+      <w:bookmarkStart w:id="19" w:name="_Toc206510679"/>
       <w:r>
         <w:rPr>
           <w:lang w:val="en-SG"/>
@@ -4129,7 +4129,7 @@
         </w:rPr>
       </w:pPr>
       <w:bookmarkStart w:id="20" w:name="_Toc206423042"/>
-      <w:bookmarkStart w:id="21" w:name="_Toc206492015"/>
+      <w:bookmarkStart w:id="21" w:name="_Toc206510680"/>
       <w:r>
         <w:rPr>
           <w:lang w:val="en-SG"/>
@@ -4770,7 +4770,7 @@
         </w:rPr>
       </w:pPr>
       <w:bookmarkStart w:id="22" w:name="_Toc206423043"/>
-      <w:bookmarkStart w:id="23" w:name="_Toc206492016"/>
+      <w:bookmarkStart w:id="23" w:name="_Toc206510681"/>
       <w:r>
         <w:rPr>
           <w:lang w:val="en-SG"/>
@@ -4938,7 +4938,7 @@
         </w:rPr>
       </w:pPr>
       <w:bookmarkStart w:id="24" w:name="_Toc206423044"/>
-      <w:bookmarkStart w:id="25" w:name="_Toc206492017"/>
+      <w:bookmarkStart w:id="25" w:name="_Toc206510682"/>
       <w:r>
         <w:rPr>
           <w:lang w:val="en-SG"/>
@@ -5255,7 +5255,7 @@
         </w:rPr>
       </w:pPr>
       <w:bookmarkStart w:id="26" w:name="_Toc206423045"/>
-      <w:bookmarkStart w:id="27" w:name="_Toc206492018"/>
+      <w:bookmarkStart w:id="27" w:name="_Toc206510683"/>
       <w:r>
         <w:rPr>
           <w:lang w:val="en-SG"/>
@@ -5658,7 +5658,7 @@
         </w:rPr>
       </w:pPr>
       <w:bookmarkStart w:id="28" w:name="_Toc206423046"/>
-      <w:bookmarkStart w:id="29" w:name="_Toc206492019"/>
+      <w:bookmarkStart w:id="29" w:name="_Toc206510684"/>
       <w:r>
         <w:rPr>
           <w:lang w:val="en-SG"/>
@@ -5838,7 +5838,7 @@
           <w:noProof/>
         </w:rPr>
         <w:drawing>
-          <wp:inline distT="0" distB="0" distL="0" distR="0" wp14:anchorId="1AB70341" wp14:editId="1BEE58DB">
+          <wp:inline distT="0" distB="0" distL="0" distR="0" wp14:anchorId="1AB70341" wp14:editId="11CC8877">
             <wp:extent cx="5724525" cy="4762500"/>
             <wp:effectExtent l="0" t="0" r="0" b="0"/>
             <wp:docPr id="450755643" name="drawing" descr="A diagram of a flowchart&#10;&#10;AI-generated content may be incorrect."/>
@@ -5912,7 +5912,7 @@
         </w:rPr>
       </w:pPr>
       <w:bookmarkStart w:id="30" w:name="_Toc206423047"/>
-      <w:bookmarkStart w:id="31" w:name="_Toc206492020"/>
+      <w:bookmarkStart w:id="31" w:name="_Toc206510685"/>
       <w:r>
         <w:rPr>
           <w:lang w:val="en-SG"/>
@@ -6250,7 +6250,7 @@
         </w:rPr>
       </w:pPr>
       <w:bookmarkStart w:id="32" w:name="_Toc206423048"/>
-      <w:bookmarkStart w:id="33" w:name="_Toc206492021"/>
+      <w:bookmarkStart w:id="33" w:name="_Toc206510686"/>
       <w:r>
         <w:rPr>
           <w:lang w:val="en-SG"/>
@@ -6716,7 +6716,7 @@
         </w:rPr>
       </w:pPr>
       <w:bookmarkStart w:id="34" w:name="_Toc206423049"/>
-      <w:bookmarkStart w:id="35" w:name="_Toc206492022"/>
+      <w:bookmarkStart w:id="35" w:name="_Toc206510687"/>
       <w:r>
         <w:rPr>
           <w:sz w:val="26"/>
@@ -7111,7 +7111,7 @@
           <w:numId w:val="13"/>
         </w:numPr>
       </w:pPr>
-      <w:bookmarkStart w:id="36" w:name="_Toc206492023"/>
+      <w:bookmarkStart w:id="36" w:name="_Toc206510688"/>
       <w:r>
         <w:lastRenderedPageBreak/>
         <w:t>Selection of Collection or Physical order</w:t>
@@ -7469,7 +7469,7 @@
         </w:rPr>
       </w:pPr>
       <w:bookmarkStart w:id="37" w:name="_Toc206423050"/>
-      <w:bookmarkStart w:id="38" w:name="_Toc206492024"/>
+      <w:bookmarkStart w:id="38" w:name="_Toc206510689"/>
       <w:r>
         <w:rPr>
           <w:lang w:val="en-SG"/>
@@ -7488,7 +7488,7 @@
         </w:rPr>
       </w:pPr>
       <w:bookmarkStart w:id="39" w:name="_Toc206423051"/>
-      <w:bookmarkStart w:id="40" w:name="_Toc206492025"/>
+      <w:bookmarkStart w:id="40" w:name="_Toc206510690"/>
       <w:r>
         <w:rPr>
           <w:lang w:val="en-SG"/>
@@ -8117,7 +8117,7 @@
         </w:rPr>
       </w:pPr>
       <w:bookmarkStart w:id="41" w:name="_Toc206423052"/>
-      <w:bookmarkStart w:id="42" w:name="_Toc206492026"/>
+      <w:bookmarkStart w:id="42" w:name="_Toc206510691"/>
       <w:r>
         <w:rPr>
           <w:lang w:val="en-SG"/>
@@ -8528,7 +8528,7 @@
         </w:rPr>
       </w:pPr>
       <w:bookmarkStart w:id="43" w:name="_Toc206423053"/>
-      <w:bookmarkStart w:id="44" w:name="_Toc206492027"/>
+      <w:bookmarkStart w:id="44" w:name="_Toc206510692"/>
       <w:r>
         <w:rPr>
           <w:lang w:val="en-SG"/>
@@ -8838,7 +8838,7 @@
         </w:rPr>
       </w:pPr>
       <w:bookmarkStart w:id="45" w:name="_Toc206423054"/>
-      <w:bookmarkStart w:id="46" w:name="_Toc206492028"/>
+      <w:bookmarkStart w:id="46" w:name="_Toc206510693"/>
       <w:r>
         <w:rPr>
           <w:sz w:val="26"/>
@@ -9181,6 +9181,41 @@
     </w:p>
     <w:p>
       <w:pPr>
+        <w:rPr>
+          <w:lang w:val="en-SG"/>
+        </w:rPr>
+      </w:pPr>
+    </w:p>
+    <w:p>
+      <w:pPr>
+        <w:rPr>
+          <w:lang w:val="en-SG"/>
+        </w:rPr>
+      </w:pPr>
+    </w:p>
+    <w:p>
+      <w:pPr>
+        <w:rPr>
+          <w:lang w:val="en-SG"/>
+        </w:rPr>
+      </w:pPr>
+    </w:p>
+    <w:p>
+      <w:pPr>
+        <w:rPr>
+          <w:lang w:val="en-SG"/>
+        </w:rPr>
+      </w:pPr>
+    </w:p>
+    <w:p>
+      <w:pPr>
+        <w:rPr>
+          <w:lang w:val="en-SG"/>
+        </w:rPr>
+      </w:pPr>
+    </w:p>
+    <w:p>
+      <w:pPr>
         <w:pStyle w:val="Heading1"/>
         <w:numPr>
           <w:ilvl w:val="0"/>
@@ -9191,11 +9226,12 @@
         </w:rPr>
       </w:pPr>
       <w:bookmarkStart w:id="47" w:name="_Toc206423055"/>
-      <w:bookmarkStart w:id="48" w:name="_Toc206492029"/>
-      <w:r>
-        <w:rPr>
-          <w:lang w:val="en-SG"/>
-        </w:rPr>
+      <w:bookmarkStart w:id="48" w:name="_Toc206510694"/>
+      <w:r>
+        <w:rPr>
+          <w:lang w:val="en-SG"/>
+        </w:rPr>
+        <w:lastRenderedPageBreak/>
         <w:t>Software Architecture</w:t>
       </w:r>
       <w:bookmarkEnd w:id="47"/>
@@ -9219,7 +9255,7 @@
         <w:t xml:space="preserve"> </w:t>
       </w:r>
       <w:bookmarkStart w:id="49" w:name="_Toc206423056"/>
-      <w:bookmarkStart w:id="50" w:name="_Toc206492030"/>
+      <w:bookmarkStart w:id="50" w:name="_Toc206510695"/>
       <w:r>
         <w:rPr>
           <w:lang w:val="en-SG"/>
@@ -9255,18 +9291,16 @@
           <w:lang w:val="en-SG"/>
         </w:rPr>
       </w:pPr>
-    </w:p>
-    <w:p>
       <w:r>
         <w:rPr>
           <w:noProof/>
-        </w:rPr>
-        <w:lastRenderedPageBreak/>
+          <w:lang w:val="en-SG"/>
+        </w:rPr>
         <w:drawing>
-          <wp:inline distT="0" distB="0" distL="0" distR="0" wp14:anchorId="7FC75768" wp14:editId="14805FF8">
-            <wp:extent cx="5724525" cy="4972050"/>
-            <wp:effectExtent l="0" t="0" r="0" b="0"/>
-            <wp:docPr id="1798617198" name="drawing" descr="A screenshot of a computer program&#10;&#10;AI-generated content may be incorrect."/>
+          <wp:inline distT="0" distB="0" distL="0" distR="0" wp14:anchorId="74D1BF08" wp14:editId="36F9CF0D">
+            <wp:extent cx="5731510" cy="6307455"/>
+            <wp:effectExtent l="0" t="0" r="2540" b="0"/>
+            <wp:docPr id="440222343" name="Picture 2" descr="A screenshot of a computer program&#10;&#10;AI-generated content may be incorrect."/>
             <wp:cNvGraphicFramePr>
               <a:graphicFrameLocks xmlns:a="http://schemas.openxmlformats.org/drawingml/2006/main" noChangeAspect="1"/>
             </wp:cNvGraphicFramePr>
@@ -9274,11 +9308,11 @@
               <a:graphicData uri="http://schemas.openxmlformats.org/drawingml/2006/picture">
                 <pic:pic xmlns:pic="http://schemas.openxmlformats.org/drawingml/2006/picture">
                   <pic:nvPicPr>
-                    <pic:cNvPr id="1798617198" name="drawing" descr="A screenshot of a computer program&#10;&#10;AI-generated content may be incorrect."/>
+                    <pic:cNvPr id="440222343" name="Picture 2" descr="A screenshot of a computer program&#10;&#10;AI-generated content may be incorrect."/>
                     <pic:cNvPicPr/>
                   </pic:nvPicPr>
                   <pic:blipFill>
-                    <a:blip r:embed="rId26" cstate="print">
+                    <a:blip r:embed="rId26">
                       <a:extLst>
                         <a:ext uri="{28A0092B-C50C-407E-A947-70E740481C1C}">
                           <a14:useLocalDpi xmlns:a14="http://schemas.microsoft.com/office/drawing/2010/main" val="0"/>
@@ -9292,7 +9326,7 @@
                   <pic:spPr>
                     <a:xfrm>
                       <a:off x="0" y="0"/>
-                      <a:ext cx="5724525" cy="4972050"/>
+                      <a:ext cx="5731510" cy="6307455"/>
                     </a:xfrm>
                     <a:prstGeom prst="rect">
                       <a:avLst/>
@@ -9304,13 +9338,6 @@
           </wp:inline>
         </w:drawing>
       </w:r>
-    </w:p>
-    <w:p>
-      <w:pPr>
-        <w:rPr>
-          <w:lang w:val="en-SG"/>
-        </w:rPr>
-      </w:pPr>
     </w:p>
     <w:sectPr>
       <w:headerReference w:type="default" r:id="rId27"/>
@@ -13685,6 +13712,19 @@
 </file>
 
 <file path=customXml/item2.xml><?xml version="1.0" encoding="utf-8"?>
+<b:Sources xmlns:b="http://schemas.openxmlformats.org/officeDocument/2006/bibliography" xmlns="http://schemas.openxmlformats.org/officeDocument/2006/bibliography" SelectedStyle="\APASixthEditionOfficeOnline.xsl" StyleName="APA" Version="6"/>
+</file>
+
+<file path=customXml/item3.xml><?xml version="1.0" encoding="utf-8"?>
+<?mso-contentType ?>
+<FormTemplates xmlns="http://schemas.microsoft.com/sharepoint/v3/contenttype/forms">
+  <Display>DocumentLibraryForm</Display>
+  <Edit>DocumentLibraryForm</Edit>
+  <New>DocumentLibraryForm</New>
+</FormTemplates>
+</file>
+
+<file path=customXml/item4.xml><?xml version="1.0" encoding="utf-8"?>
 <ct:contentTypeSchema xmlns:ct="http://schemas.microsoft.com/office/2006/metadata/contentType" xmlns:ma="http://schemas.microsoft.com/office/2006/metadata/properties/metaAttributes" ct:_="" ma:_="" ma:contentTypeName="Document" ma:contentTypeID="0x010100B0F2D37C6541F24291CD98D46ED3ABE4" ma:contentTypeVersion="13" ma:contentTypeDescription="Create a new document." ma:contentTypeScope="" ma:versionID="004a83d418b144dda993374bfb513520">
   <xsd:schema xmlns:xsd="http://www.w3.org/2001/XMLSchema" xmlns:xs="http://www.w3.org/2001/XMLSchema" xmlns:p="http://schemas.microsoft.com/office/2006/metadata/properties" xmlns:ns3="4ac16c23-5f1f-4e48-8115-65543a28f75f" xmlns:ns4="e5551883-b820-433e-a039-4f2598b82c64" targetNamespace="http://schemas.microsoft.com/office/2006/metadata/properties" ma:root="true" ma:fieldsID="b6a7543658aba15c8738b8d347b73838" ns3:_="" ns4:_="">
     <xsd:import namespace="4ac16c23-5f1f-4e48-8115-65543a28f75f"/>
@@ -13905,19 +13945,6 @@
 </ct:contentTypeSchema>
 </file>
 
-<file path=customXml/item3.xml><?xml version="1.0" encoding="utf-8"?>
-<?mso-contentType ?>
-<FormTemplates xmlns="http://schemas.microsoft.com/sharepoint/v3/contenttype/forms">
-  <Display>DocumentLibraryForm</Display>
-  <Edit>DocumentLibraryForm</Edit>
-  <New>DocumentLibraryForm</New>
-</FormTemplates>
-</file>
-
-<file path=customXml/item4.xml><?xml version="1.0" encoding="utf-8"?>
-<b:Sources xmlns:b="http://schemas.openxmlformats.org/officeDocument/2006/bibliography" xmlns="http://schemas.openxmlformats.org/officeDocument/2006/bibliography" SelectedStyle="\APASixthEditionOfficeOnline.xsl" StyleName="APA" Version="6"/>
-</file>
-
 <file path=customXml/itemProps1.xml><?xml version="1.0" encoding="utf-8"?>
 <ds:datastoreItem xmlns:ds="http://schemas.openxmlformats.org/officeDocument/2006/customXml" ds:itemID="{E9F4B20F-6069-42DD-ACE1-B693435E4710}">
   <ds:schemaRefs>
@@ -13929,6 +13956,22 @@
 </file>
 
 <file path=customXml/itemProps2.xml><?xml version="1.0" encoding="utf-8"?>
+<ds:datastoreItem xmlns:ds="http://schemas.openxmlformats.org/officeDocument/2006/customXml" ds:itemID="{19DC61BE-93FA-4491-9772-E1221A4033B9}">
+  <ds:schemaRefs>
+    <ds:schemaRef ds:uri="http://schemas.openxmlformats.org/officeDocument/2006/bibliography"/>
+  </ds:schemaRefs>
+</ds:datastoreItem>
+</file>
+
+<file path=customXml/itemProps3.xml><?xml version="1.0" encoding="utf-8"?>
+<ds:datastoreItem xmlns:ds="http://schemas.openxmlformats.org/officeDocument/2006/customXml" ds:itemID="{1AE65524-3474-4244-A856-D72F3E7751CA}">
+  <ds:schemaRefs>
+    <ds:schemaRef ds:uri="http://schemas.microsoft.com/sharepoint/v3/contenttype/forms"/>
+  </ds:schemaRefs>
+</ds:datastoreItem>
+</file>
+
+<file path=customXml/itemProps4.xml><?xml version="1.0" encoding="utf-8"?>
 <ds:datastoreItem xmlns:ds="http://schemas.openxmlformats.org/officeDocument/2006/customXml" ds:itemID="{92350117-5E5E-4010-97D8-18E688D09273}">
   <ds:schemaRefs>
     <ds:schemaRef ds:uri="http://schemas.microsoft.com/office/2006/metadata/contentType"/>
@@ -13945,20 +13988,4 @@
     <ds:schemaRef ds:uri="http://schemas.microsoft.com/internal/obd"/>
   </ds:schemaRefs>
 </ds:datastoreItem>
-</file>
-
-<file path=customXml/itemProps3.xml><?xml version="1.0" encoding="utf-8"?>
-<ds:datastoreItem xmlns:ds="http://schemas.openxmlformats.org/officeDocument/2006/customXml" ds:itemID="{1AE65524-3474-4244-A856-D72F3E7751CA}">
-  <ds:schemaRefs>
-    <ds:schemaRef ds:uri="http://schemas.microsoft.com/sharepoint/v3/contenttype/forms"/>
-  </ds:schemaRefs>
-</ds:datastoreItem>
-</file>
-
-<file path=customXml/itemProps4.xml><?xml version="1.0" encoding="utf-8"?>
-<ds:datastoreItem xmlns:ds="http://schemas.openxmlformats.org/officeDocument/2006/customXml" ds:itemID="{19DC61BE-93FA-4491-9772-E1221A4033B9}">
-  <ds:schemaRefs>
-    <ds:schemaRef ds:uri="http://schemas.openxmlformats.org/officeDocument/2006/bibliography"/>
-  </ds:schemaRefs>
-</ds:datastoreItem>
 </file>